--- a/eu_elv/docs/EU_ELV_Talking_Points.docx
+++ b/eu_elv/docs/EU_ELV_Talking_Points.docx
@@ -2981,7 +2981,24 @@
           <w:sz w:val="28"/>
           <w:szCs w:val="28"/>
         </w:rPr>
-        <w:t xml:space="preserve">4. How to read the numbers — caveats to state up front</w:t>
+        <w:t xml:space="preserve">4. How to read the numbers — units, terms and caveats</w:t>
+      </w:r>
+    </w:p>
+    <w:p>
+      <w:pPr>
+        <w:pStyle w:val="Heading2"/>
+        <w:spacing w:after="100" w:before="240"/>
+      </w:pPr>
+      <w:r>
+        <w:rPr>
+          <w:rFonts w:ascii="Calibri" w:cs="Calibri" w:eastAsia="Calibri" w:hAnsi="Calibri"/>
+          <w:b/>
+          <w:bCs/>
+          <w:color w:val="000000"/>
+          <w:sz w:val="24"/>
+          <w:szCs w:val="24"/>
+        </w:rPr>
+        <w:t xml:space="preserve">Units</w:t>
       </w:r>
     </w:p>
     <w:p>
@@ -3001,15 +3018,15 @@
           <w:sz w:val="22"/>
           <w:szCs w:val="22"/>
         </w:rPr>
-        <w:t xml:space="preserve">"No data" is not "target missed." </w:t>
-      </w:r>
-      <w:r>
-        <w:rPr>
-          <w:rFonts w:ascii="Calibri" w:cs="Calibri" w:eastAsia="Calibri" w:hAnsi="Calibri"/>
-          <w:sz w:val="22"/>
-          <w:szCs w:val="22"/>
-        </w:rPr>
-        <w:t xml:space="preserve">Where a rate is unavailable, target attainment is left null rather than false. Treating gaps as failures would misrepresent countries with late accession or reporting gaps — Croatia, Malta, Romania, Iceland.</w:t>
+        <w:t xml:space="preserve">Tonne = 1,000 kg </w:t>
+      </w:r>
+      <w:r>
+        <w:rPr>
+          <w:rFonts w:ascii="Calibri" w:cs="Calibri" w:eastAsia="Calibri" w:hAnsi="Calibri"/>
+          <w:sz w:val="22"/>
+          <w:szCs w:val="22"/>
+        </w:rPr>
+        <w:t xml:space="preserve">(a metric ton, about 2,205 lb). It is a measure of weight — the mass of the vehicles and of the material recovered from them — not a count of vehicles.</w:t>
       </w:r>
     </w:p>
     <w:p>
@@ -3029,15 +3046,15 @@
           <w:sz w:val="22"/>
           <w:szCs w:val="22"/>
         </w:rPr>
-        <w:t xml:space="preserve">Three independent data-quality flags, not one status. </w:t>
-      </w:r>
-      <w:r>
-        <w:rPr>
-          <w:rFonts w:ascii="Calibri" w:cs="Calibri" w:eastAsia="Calibri" w:hAnsi="Calibri"/>
-          <w:sz w:val="22"/>
-          <w:szCs w:val="22"/>
-        </w:rPr>
-        <w:t xml:space="preserve">Estimated, imputed, and low-reliability are tracked separately because a single observation can be estimated and low-reliability at once.</w:t>
+        <w:t xml:space="preserve">kt = kilotonne = 1,000 tonnes. </w:t>
+      </w:r>
+      <w:r>
+        <w:rPr>
+          <w:rFonts w:ascii="Calibri" w:cs="Calibri" w:eastAsia="Calibri" w:hAnsi="Calibri"/>
+          <w:sz w:val="22"/>
+          <w:szCs w:val="22"/>
+        </w:rPr>
+        <w:t xml:space="preserve">Used in the tables above because the underlying figures run to seven digits. 375 kt = 375,000 tonnes.</w:t>
       </w:r>
     </w:p>
     <w:p>
@@ -3057,15 +3074,249 @@
           <w:sz w:val="22"/>
           <w:szCs w:val="22"/>
         </w:rPr>
-        <w:t xml:space="preserve">EU27_2020 is an aggregate, not a country. </w:t>
-      </w:r>
-      <w:r>
-        <w:rPr>
-          <w:rFonts w:ascii="Calibri" w:cs="Calibri" w:eastAsia="Calibri" w:hAnsi="Calibri"/>
-          <w:sz w:val="22"/>
-          <w:szCs w:val="22"/>
-        </w:rPr>
-        <w:t xml:space="preserve">It is tagged as such and excluded from country-level comparisons, but retained for the EU trend view.</w:t>
+        <w:t xml:space="preserve">Eurostat reports three units, and only one is weight: </w:t>
+      </w:r>
+      <w:r>
+        <w:rPr>
+          <w:rFonts w:ascii="Calibri" w:cs="Calibri" w:eastAsia="Calibri" w:hAnsi="Calibri"/>
+          <w:sz w:val="22"/>
+          <w:szCs w:val="22"/>
+        </w:rPr>
+        <w:t xml:space="preserve">T (tonnes), NR (number of vehicles), and PC (percentage — the recycling and recovery rates). The detailed export dataset is entirely in tonnes, so every export figure in this document is a weight.</w:t>
+      </w:r>
+    </w:p>
+    <w:p>
+      <w:pPr>
+        <w:spacing w:after="200" w:line="276"/>
+      </w:pPr>
+      <w:r>
+        <w:rPr>
+          <w:rFonts w:ascii="Calibri" w:cs="Calibri" w:eastAsia="Calibri" w:hAnsi="Calibri"/>
+          <w:i/>
+          <w:iCs/>
+          <w:color w:val="595959"/>
+          <w:sz w:val="20"/>
+          <w:szCs w:val="20"/>
+        </w:rPr>
+        <w:t xml:space="preserve">For scale: in 2023, reporting countries generated 5.12 million tonnes of end-of-life vehicles across 4.3 million vehicles — an average of about 1.19 tonnes (1,192 kg) per vehicle, which is what one would expect for a scrapped European car. That average is a plausibility check derived from two separately reported series, not a Eurostat statistic.</w:t>
+      </w:r>
+    </w:p>
+    <w:p>
+      <w:pPr>
+        <w:pStyle w:val="Heading2"/>
+        <w:spacing w:after="100" w:before="240"/>
+      </w:pPr>
+      <w:r>
+        <w:rPr>
+          <w:rFonts w:ascii="Calibri" w:cs="Calibri" w:eastAsia="Calibri" w:hAnsi="Calibri"/>
+          <w:b/>
+          <w:bCs/>
+          <w:color w:val="000000"/>
+          <w:sz w:val="24"/>
+          <w:szCs w:val="24"/>
+        </w:rPr>
+        <w:t xml:space="preserve">Terms</w:t>
+      </w:r>
+    </w:p>
+    <w:p>
+      <w:pPr>
+        <w:pStyle w:val="ListParagraph"/>
+        <w:numPr>
+          <w:ilvl w:val="0"/>
+          <w:numId w:val="2"/>
+        </w:numPr>
+        <w:spacing w:after="80" w:line="276"/>
+      </w:pPr>
+      <w:r>
+        <w:rPr>
+          <w:rFonts w:ascii="Calibri" w:cs="Calibri" w:eastAsia="Calibri" w:hAnsi="Calibri"/>
+          <w:b/>
+          <w:bCs/>
+          <w:sz w:val="22"/>
+          <w:szCs w:val="22"/>
+        </w:rPr>
+        <w:t xml:space="preserve">EU27 (Eurostat code EU27_2020) = the European Union's 27 member states as constituted from 2020, </w:t>
+      </w:r>
+      <w:r>
+        <w:rPr>
+          <w:rFonts w:ascii="Calibri" w:cs="Calibri" w:eastAsia="Calibri" w:hAnsi="Calibri"/>
+          <w:sz w:val="22"/>
+          <w:szCs w:val="22"/>
+        </w:rPr>
+        <w:t xml:space="preserve">i.e. after the United Kingdom's departure. Eurostat's full label is "European Union – 27 countries (from 2020)."</w:t>
+      </w:r>
+    </w:p>
+    <w:p>
+      <w:pPr>
+        <w:pStyle w:val="ListParagraph"/>
+        <w:numPr>
+          <w:ilvl w:val="0"/>
+          <w:numId w:val="2"/>
+        </w:numPr>
+        <w:spacing w:after="80" w:line="276"/>
+      </w:pPr>
+      <w:r>
+        <w:rPr>
+          <w:rFonts w:ascii="Calibri" w:cs="Calibri" w:eastAsia="Calibri" w:hAnsi="Calibri"/>
+          <w:b/>
+          <w:bCs/>
+          <w:sz w:val="22"/>
+          <w:szCs w:val="22"/>
+        </w:rPr>
+        <w:t xml:space="preserve">"From 2020" describes the membership, not the years covered. </w:t>
+      </w:r>
+      <w:r>
+        <w:rPr>
+          <w:rFonts w:ascii="Calibri" w:cs="Calibri" w:eastAsia="Calibri" w:hAnsi="Calibri"/>
+          <w:sz w:val="22"/>
+          <w:szCs w:val="22"/>
+        </w:rPr>
+        <w:t xml:space="preserve">The series runs 2006–2023 on that same 27-country basis throughout, so the 2006 figure is those 27 countries measured in 2006 — not the EU as it existed then. Eurostat back-casts deliberately, to keep the series comparable across Brexit and earlier enlargements. This is why the UK appears nowhere in the data.</w:t>
+      </w:r>
+    </w:p>
+    <w:p>
+      <w:pPr>
+        <w:pStyle w:val="ListParagraph"/>
+        <w:numPr>
+          <w:ilvl w:val="0"/>
+          <w:numId w:val="2"/>
+        </w:numPr>
+        <w:spacing w:after="80" w:line="276"/>
+      </w:pPr>
+      <w:r>
+        <w:rPr>
+          <w:rFonts w:ascii="Calibri" w:cs="Calibri" w:eastAsia="Calibri" w:hAnsi="Calibri"/>
+          <w:b/>
+          <w:bCs/>
+          <w:sz w:val="22"/>
+          <w:szCs w:val="22"/>
+        </w:rPr>
+        <w:t xml:space="preserve">EU27 is a published row, not a sum of the countries shown. </w:t>
+      </w:r>
+      <w:r>
+        <w:rPr>
+          <w:rFonts w:ascii="Calibri" w:cs="Calibri" w:eastAsia="Calibri" w:hAnsi="Calibri"/>
+          <w:sz w:val="22"/>
+          <w:szCs w:val="22"/>
+        </w:rPr>
+        <w:t xml:space="preserve">For 2023: the EU27 row reports 5,044,000 t; summing the EU member countries gives 4,960,373 t; summing every entity in the dataset gives 5,121,446 t. The last is higher because the data also covers Iceland, Liechtenstein and Norway. The ~1.7% gap between the first two reflects Eurostat's own estimation and rounding — note the round 5,044,000.</w:t>
+      </w:r>
+    </w:p>
+    <w:p>
+      <w:pPr>
+        <w:spacing w:after="200" w:line="276"/>
+      </w:pPr>
+      <w:r>
+        <w:rPr>
+          <w:rFonts w:ascii="Calibri" w:cs="Calibri" w:eastAsia="Calibri" w:hAnsi="Calibri"/>
+          <w:i/>
+          <w:iCs/>
+          <w:color w:val="595959"/>
+          <w:sz w:val="20"/>
+          <w:szCs w:val="20"/>
+        </w:rPr>
+        <w:t xml:space="preserve">Practical rule: quote the EU27 row when you mean "the EU," and sum countries when you want per-country detail — but say which you did. Mixing the two is the single easiest way to produce a wrong number from this dataset.</w:t>
+      </w:r>
+    </w:p>
+    <w:p>
+      <w:pPr>
+        <w:pStyle w:val="Heading2"/>
+        <w:spacing w:after="100" w:before="240"/>
+      </w:pPr>
+      <w:r>
+        <w:rPr>
+          <w:rFonts w:ascii="Calibri" w:cs="Calibri" w:eastAsia="Calibri" w:hAnsi="Calibri"/>
+          <w:b/>
+          <w:bCs/>
+          <w:color w:val="000000"/>
+          <w:sz w:val="24"/>
+          <w:szCs w:val="24"/>
+        </w:rPr>
+        <w:t xml:space="preserve">Caveats</w:t>
+      </w:r>
+    </w:p>
+    <w:p>
+      <w:pPr>
+        <w:pStyle w:val="ListParagraph"/>
+        <w:numPr>
+          <w:ilvl w:val="0"/>
+          <w:numId w:val="2"/>
+        </w:numPr>
+        <w:spacing w:after="80" w:line="276"/>
+      </w:pPr>
+      <w:r>
+        <w:rPr>
+          <w:rFonts w:ascii="Calibri" w:cs="Calibri" w:eastAsia="Calibri" w:hAnsi="Calibri"/>
+          <w:b/>
+          <w:bCs/>
+          <w:sz w:val="22"/>
+          <w:szCs w:val="22"/>
+        </w:rPr>
+        <w:t xml:space="preserve">"No data" is not "target missed." </w:t>
+      </w:r>
+      <w:r>
+        <w:rPr>
+          <w:rFonts w:ascii="Calibri" w:cs="Calibri" w:eastAsia="Calibri" w:hAnsi="Calibri"/>
+          <w:sz w:val="22"/>
+          <w:szCs w:val="22"/>
+        </w:rPr>
+        <w:t xml:space="preserve">Where a rate is unavailable, target attainment is left null rather than false. Treating gaps as failures would misrepresent countries with late accession or reporting gaps — Croatia, Malta, Romania, Iceland.</w:t>
+      </w:r>
+    </w:p>
+    <w:p>
+      <w:pPr>
+        <w:pStyle w:val="ListParagraph"/>
+        <w:numPr>
+          <w:ilvl w:val="0"/>
+          <w:numId w:val="2"/>
+        </w:numPr>
+        <w:spacing w:after="80" w:line="276"/>
+      </w:pPr>
+      <w:r>
+        <w:rPr>
+          <w:rFonts w:ascii="Calibri" w:cs="Calibri" w:eastAsia="Calibri" w:hAnsi="Calibri"/>
+          <w:b/>
+          <w:bCs/>
+          <w:sz w:val="22"/>
+          <w:szCs w:val="22"/>
+        </w:rPr>
+        <w:t xml:space="preserve">Three independent data-quality flags, not one status. </w:t>
+      </w:r>
+      <w:r>
+        <w:rPr>
+          <w:rFonts w:ascii="Calibri" w:cs="Calibri" w:eastAsia="Calibri" w:hAnsi="Calibri"/>
+          <w:sz w:val="22"/>
+          <w:szCs w:val="22"/>
+        </w:rPr>
+        <w:t xml:space="preserve">Estimated, imputed, and low-reliability are tracked separately because a single observation can be estimated and low-reliability at once.</w:t>
+      </w:r>
+    </w:p>
+    <w:p>
+      <w:pPr>
+        <w:pStyle w:val="ListParagraph"/>
+        <w:numPr>
+          <w:ilvl w:val="0"/>
+          <w:numId w:val="2"/>
+        </w:numPr>
+        <w:spacing w:after="80" w:line="276"/>
+      </w:pPr>
+      <w:r>
+        <w:rPr>
+          <w:rFonts w:ascii="Calibri" w:cs="Calibri" w:eastAsia="Calibri" w:hAnsi="Calibri"/>
+          <w:b/>
+          <w:bCs/>
+          <w:sz w:val="22"/>
+          <w:szCs w:val="22"/>
+        </w:rPr>
+        <w:t xml:space="preserve">EU27 is an aggregate, not a country. </w:t>
+      </w:r>
+      <w:r>
+        <w:rPr>
+          <w:rFonts w:ascii="Calibri" w:cs="Calibri" w:eastAsia="Calibri" w:hAnsi="Calibri"/>
+          <w:sz w:val="22"/>
+          <w:szCs w:val="22"/>
+        </w:rPr>
+        <w:t xml:space="preserve">It is tagged as such and excluded from country-level comparisons, but retained for the EU trend view — otherwise "the EU" would appear in a country ranking as though it were one.</w:t>
       </w:r>
     </w:p>
     <w:p>

--- a/eu_elv/docs/EU_ELV_Talking_Points.docx
+++ b/eu_elv/docs/EU_ELV_Talking_Points.docx
@@ -2815,7 +2815,7 @@
           <w:sz w:val="22"/>
           <w:szCs w:val="22"/>
         </w:rPr>
-        <w:t xml:space="preserve">reuse+recycling fell 84.1% → 62.8%. Material was stockpiled pending export while awaiting more favourable export pricing, not a collapse in processing capacity.</w:t>
+        <w:t xml:space="preserve">reuse+recycling fell 84.1% → 62.8%. Material was stockpiled pending export while awaiting more favorable export pricing, not a collapse in processing capacity.</w:t>
       </w:r>
     </w:p>
     <w:p>
